--- a/Ideas.docx
+++ b/Ideas.docx
@@ -101,15 +101,7 @@
         </w:numPr>
       </w:pPr>
       <w:r>
-        <w:t xml:space="preserve">RPA </w:t>
-      </w:r>
-      <w:proofErr w:type="spellStart"/>
-      <w:r>
-        <w:t>CoE</w:t>
-      </w:r>
-      <w:proofErr w:type="spellEnd"/>
-      <w:r>
-        <w:t xml:space="preserve"> teams </w:t>
+        <w:t xml:space="preserve">RPA CoE teams </w:t>
       </w:r>
     </w:p>
     <w:p>
@@ -751,6 +743,212 @@
       </w:pPr>
       <w:r>
         <w:t>Interview questions</w:t>
+      </w:r>
+    </w:p>
+    <w:p/>
+    <w:p>
+      <w:r>
+        <w:rPr>
+          <w:b/>
+          <w:bCs/>
+        </w:rPr>
+        <w:t>UiPath Activity Explainer</w:t>
+      </w:r>
+      <w:r>
+        <w:t>:</w:t>
+      </w:r>
+    </w:p>
+    <w:p>
+      <w:r>
+        <w:pict w14:anchorId="4F9ED812">
+          <v:rect id="_x0000_i1039" style="width:0;height:1.5pt" o:hralign="center" o:hrstd="t" o:hr="t" fillcolor="#a0a0a0" stroked="f"/>
+        </w:pict>
+      </w:r>
+    </w:p>
+    <w:p>
+      <w:pPr>
+        <w:rPr>
+          <w:b/>
+          <w:bCs/>
+        </w:rPr>
+      </w:pPr>
+      <w:r>
+        <w:rPr>
+          <w:rFonts w:ascii="Segoe UI Emoji" w:hAnsi="Segoe UI Emoji" w:cs="Segoe UI Emoji"/>
+          <w:b/>
+          <w:bCs/>
+        </w:rPr>
+        <w:t>🏗️</w:t>
+      </w:r>
+      <w:r>
+        <w:rPr>
+          <w:b/>
+          <w:bCs/>
+        </w:rPr>
+        <w:t xml:space="preserve"> What It Does</w:t>
+      </w:r>
+    </w:p>
+    <w:p>
+      <w:r>
+        <w:t>A chat-style tool where developers type any UiPath activity name (e.g., Invoke Workflow File, Read Range, HTTP Request) and get back:</w:t>
+      </w:r>
+    </w:p>
+    <w:p>
+      <w:pPr>
+        <w:numPr>
+          <w:ilvl w:val="0"/>
+          <w:numId w:val="12"/>
+        </w:numPr>
+      </w:pPr>
+      <w:r>
+        <w:t>Plain-English explanation</w:t>
+      </w:r>
+    </w:p>
+    <w:p>
+      <w:pPr>
+        <w:numPr>
+          <w:ilvl w:val="0"/>
+          <w:numId w:val="12"/>
+        </w:numPr>
+      </w:pPr>
+      <w:r>
+        <w:t>Common use cases</w:t>
+      </w:r>
+    </w:p>
+    <w:p>
+      <w:pPr>
+        <w:numPr>
+          <w:ilvl w:val="0"/>
+          <w:numId w:val="12"/>
+        </w:numPr>
+      </w:pPr>
+      <w:r>
+        <w:t>Key properties to configure</w:t>
+      </w:r>
+    </w:p>
+    <w:p>
+      <w:pPr>
+        <w:numPr>
+          <w:ilvl w:val="0"/>
+          <w:numId w:val="12"/>
+        </w:numPr>
+      </w:pPr>
+      <w:r>
+        <w:t>Tips &amp; gotchas</w:t>
+      </w:r>
+    </w:p>
+    <w:p>
+      <w:pPr>
+        <w:numPr>
+          <w:ilvl w:val="0"/>
+          <w:numId w:val="12"/>
+        </w:numPr>
+      </w:pPr>
+      <w:r>
+        <w:t>Example scenario</w:t>
+      </w:r>
+    </w:p>
+    <w:p/>
+    <w:p>
+      <w:r>
+        <w:rPr>
+          <w:b/>
+          <w:bCs/>
+        </w:rPr>
+        <w:t>UiPath Test Case Generator</w:t>
+      </w:r>
+      <w:r>
+        <w:t>:</w:t>
+      </w:r>
+    </w:p>
+    <w:p>
+      <w:r>
+        <w:pict w14:anchorId="474A63C0">
+          <v:rect id="_x0000_i1047" style="width:0;height:1.5pt" o:hralign="center" o:hrstd="t" o:hr="t" fillcolor="#a0a0a0" stroked="f"/>
+        </w:pict>
+      </w:r>
+    </w:p>
+    <w:p>
+      <w:pPr>
+        <w:rPr>
+          <w:b/>
+          <w:bCs/>
+        </w:rPr>
+      </w:pPr>
+      <w:r>
+        <w:rPr>
+          <w:rFonts w:ascii="Segoe UI Emoji" w:hAnsi="Segoe UI Emoji" w:cs="Segoe UI Emoji"/>
+          <w:b/>
+          <w:bCs/>
+        </w:rPr>
+        <w:t>🏗️</w:t>
+      </w:r>
+      <w:r>
+        <w:rPr>
+          <w:b/>
+          <w:bCs/>
+        </w:rPr>
+        <w:t xml:space="preserve"> What It Does</w:t>
+      </w:r>
+    </w:p>
+    <w:p>
+      <w:r>
+        <w:t>A tool where UiPath developers describe their workflow steps and get back:</w:t>
+      </w:r>
+    </w:p>
+    <w:p>
+      <w:pPr>
+        <w:numPr>
+          <w:ilvl w:val="0"/>
+          <w:numId w:val="13"/>
+        </w:numPr>
+      </w:pPr>
+      <w:r>
+        <w:t>Structured test cases (positive, negative, edge cases)</w:t>
+      </w:r>
+    </w:p>
+    <w:p>
+      <w:pPr>
+        <w:numPr>
+          <w:ilvl w:val="0"/>
+          <w:numId w:val="13"/>
+        </w:numPr>
+      </w:pPr>
+      <w:r>
+        <w:t>UAT scripts ready for sign-off</w:t>
+      </w:r>
+    </w:p>
+    <w:p>
+      <w:pPr>
+        <w:numPr>
+          <w:ilvl w:val="0"/>
+          <w:numId w:val="13"/>
+        </w:numPr>
+      </w:pPr>
+      <w:r>
+        <w:t>Expected results for each step</w:t>
+      </w:r>
+    </w:p>
+    <w:p>
+      <w:pPr>
+        <w:numPr>
+          <w:ilvl w:val="0"/>
+          <w:numId w:val="13"/>
+        </w:numPr>
+      </w:pPr>
+      <w:r>
+        <w:t>Test data suggestions</w:t>
+      </w:r>
+    </w:p>
+    <w:p>
+      <w:pPr>
+        <w:numPr>
+          <w:ilvl w:val="0"/>
+          <w:numId w:val="13"/>
+        </w:numPr>
+      </w:pPr>
+      <w:r>
+        <w:t>UiPath Test Manager–ready format</w:t>
       </w:r>
     </w:p>
     <w:p/>
@@ -1065,6 +1263,155 @@
     </w:lvl>
   </w:abstractNum>
   <w:abstractNum w:abstractNumId="2" w15:restartNumberingAfterBreak="0">
+    <w:nsid w:val="10B17AB9"/>
+    <w:multiLevelType w:val="multilevel"/>
+    <w:tmpl w:val="A2201720"/>
+    <w:lvl w:ilvl="0">
+      <w:start w:val="1"/>
+      <w:numFmt w:val="bullet"/>
+      <w:lvlText w:val=""/>
+      <w:lvlJc w:val="left"/>
+      <w:pPr>
+        <w:tabs>
+          <w:tab w:val="num" w:pos="720"/>
+        </w:tabs>
+        <w:ind w:left="720" w:hanging="360"/>
+      </w:pPr>
+      <w:rPr>
+        <w:rFonts w:ascii="Symbol" w:hAnsi="Symbol" w:hint="default"/>
+        <w:sz w:val="20"/>
+      </w:rPr>
+    </w:lvl>
+    <w:lvl w:ilvl="1" w:tentative="1">
+      <w:start w:val="1"/>
+      <w:numFmt w:val="bullet"/>
+      <w:lvlText w:val="o"/>
+      <w:lvlJc w:val="left"/>
+      <w:pPr>
+        <w:tabs>
+          <w:tab w:val="num" w:pos="1440"/>
+        </w:tabs>
+        <w:ind w:left="1440" w:hanging="360"/>
+      </w:pPr>
+      <w:rPr>
+        <w:rFonts w:ascii="Courier New" w:hAnsi="Courier New" w:hint="default"/>
+        <w:sz w:val="20"/>
+      </w:rPr>
+    </w:lvl>
+    <w:lvl w:ilvl="2" w:tentative="1">
+      <w:start w:val="1"/>
+      <w:numFmt w:val="bullet"/>
+      <w:lvlText w:val=""/>
+      <w:lvlJc w:val="left"/>
+      <w:pPr>
+        <w:tabs>
+          <w:tab w:val="num" w:pos="2160"/>
+        </w:tabs>
+        <w:ind w:left="2160" w:hanging="360"/>
+      </w:pPr>
+      <w:rPr>
+        <w:rFonts w:ascii="Wingdings" w:hAnsi="Wingdings" w:hint="default"/>
+        <w:sz w:val="20"/>
+      </w:rPr>
+    </w:lvl>
+    <w:lvl w:ilvl="3" w:tentative="1">
+      <w:start w:val="1"/>
+      <w:numFmt w:val="bullet"/>
+      <w:lvlText w:val=""/>
+      <w:lvlJc w:val="left"/>
+      <w:pPr>
+        <w:tabs>
+          <w:tab w:val="num" w:pos="2880"/>
+        </w:tabs>
+        <w:ind w:left="2880" w:hanging="360"/>
+      </w:pPr>
+      <w:rPr>
+        <w:rFonts w:ascii="Wingdings" w:hAnsi="Wingdings" w:hint="default"/>
+        <w:sz w:val="20"/>
+      </w:rPr>
+    </w:lvl>
+    <w:lvl w:ilvl="4" w:tentative="1">
+      <w:start w:val="1"/>
+      <w:numFmt w:val="bullet"/>
+      <w:lvlText w:val=""/>
+      <w:lvlJc w:val="left"/>
+      <w:pPr>
+        <w:tabs>
+          <w:tab w:val="num" w:pos="3600"/>
+        </w:tabs>
+        <w:ind w:left="3600" w:hanging="360"/>
+      </w:pPr>
+      <w:rPr>
+        <w:rFonts w:ascii="Wingdings" w:hAnsi="Wingdings" w:hint="default"/>
+        <w:sz w:val="20"/>
+      </w:rPr>
+    </w:lvl>
+    <w:lvl w:ilvl="5" w:tentative="1">
+      <w:start w:val="1"/>
+      <w:numFmt w:val="bullet"/>
+      <w:lvlText w:val=""/>
+      <w:lvlJc w:val="left"/>
+      <w:pPr>
+        <w:tabs>
+          <w:tab w:val="num" w:pos="4320"/>
+        </w:tabs>
+        <w:ind w:left="4320" w:hanging="360"/>
+      </w:pPr>
+      <w:rPr>
+        <w:rFonts w:ascii="Wingdings" w:hAnsi="Wingdings" w:hint="default"/>
+        <w:sz w:val="20"/>
+      </w:rPr>
+    </w:lvl>
+    <w:lvl w:ilvl="6" w:tentative="1">
+      <w:start w:val="1"/>
+      <w:numFmt w:val="bullet"/>
+      <w:lvlText w:val=""/>
+      <w:lvlJc w:val="left"/>
+      <w:pPr>
+        <w:tabs>
+          <w:tab w:val="num" w:pos="5040"/>
+        </w:tabs>
+        <w:ind w:left="5040" w:hanging="360"/>
+      </w:pPr>
+      <w:rPr>
+        <w:rFonts w:ascii="Wingdings" w:hAnsi="Wingdings" w:hint="default"/>
+        <w:sz w:val="20"/>
+      </w:rPr>
+    </w:lvl>
+    <w:lvl w:ilvl="7" w:tentative="1">
+      <w:start w:val="1"/>
+      <w:numFmt w:val="bullet"/>
+      <w:lvlText w:val=""/>
+      <w:lvlJc w:val="left"/>
+      <w:pPr>
+        <w:tabs>
+          <w:tab w:val="num" w:pos="5760"/>
+        </w:tabs>
+        <w:ind w:left="5760" w:hanging="360"/>
+      </w:pPr>
+      <w:rPr>
+        <w:rFonts w:ascii="Wingdings" w:hAnsi="Wingdings" w:hint="default"/>
+        <w:sz w:val="20"/>
+      </w:rPr>
+    </w:lvl>
+    <w:lvl w:ilvl="8" w:tentative="1">
+      <w:start w:val="1"/>
+      <w:numFmt w:val="bullet"/>
+      <w:lvlText w:val=""/>
+      <w:lvlJc w:val="left"/>
+      <w:pPr>
+        <w:tabs>
+          <w:tab w:val="num" w:pos="6480"/>
+        </w:tabs>
+        <w:ind w:left="6480" w:hanging="360"/>
+      </w:pPr>
+      <w:rPr>
+        <w:rFonts w:ascii="Wingdings" w:hAnsi="Wingdings" w:hint="default"/>
+        <w:sz w:val="20"/>
+      </w:rPr>
+    </w:lvl>
+  </w:abstractNum>
+  <w:abstractNum w:abstractNumId="3" w15:restartNumberingAfterBreak="0">
     <w:nsid w:val="1D6609E2"/>
     <w:multiLevelType w:val="multilevel"/>
     <w:tmpl w:val="9140A914"/>
@@ -1177,7 +1524,7 @@
       </w:pPr>
     </w:lvl>
   </w:abstractNum>
-  <w:abstractNum w:abstractNumId="3" w15:restartNumberingAfterBreak="0">
+  <w:abstractNum w:abstractNumId="4" w15:restartNumberingAfterBreak="0">
     <w:nsid w:val="47FC40B6"/>
     <w:multiLevelType w:val="multilevel"/>
     <w:tmpl w:val="8FAE8204"/>
@@ -1326,7 +1673,7 @@
       </w:rPr>
     </w:lvl>
   </w:abstractNum>
-  <w:abstractNum w:abstractNumId="4" w15:restartNumberingAfterBreak="0">
+  <w:abstractNum w:abstractNumId="5" w15:restartNumberingAfterBreak="0">
     <w:nsid w:val="48564506"/>
     <w:multiLevelType w:val="multilevel"/>
     <w:tmpl w:val="99C8327E"/>
@@ -1439,7 +1786,7 @@
       </w:pPr>
     </w:lvl>
   </w:abstractNum>
-  <w:abstractNum w:abstractNumId="5" w15:restartNumberingAfterBreak="0">
+  <w:abstractNum w:abstractNumId="6" w15:restartNumberingAfterBreak="0">
     <w:nsid w:val="4B3861DC"/>
     <w:multiLevelType w:val="multilevel"/>
     <w:tmpl w:val="FE3CDE06"/>
@@ -1588,7 +1935,7 @@
       </w:rPr>
     </w:lvl>
   </w:abstractNum>
-  <w:abstractNum w:abstractNumId="6" w15:restartNumberingAfterBreak="0">
+  <w:abstractNum w:abstractNumId="7" w15:restartNumberingAfterBreak="0">
     <w:nsid w:val="4C785154"/>
     <w:multiLevelType w:val="multilevel"/>
     <w:tmpl w:val="7B7CDB56"/>
@@ -1737,7 +2084,7 @@
       </w:rPr>
     </w:lvl>
   </w:abstractNum>
-  <w:abstractNum w:abstractNumId="7" w15:restartNumberingAfterBreak="0">
+  <w:abstractNum w:abstractNumId="8" w15:restartNumberingAfterBreak="0">
     <w:nsid w:val="4C801A87"/>
     <w:multiLevelType w:val="multilevel"/>
     <w:tmpl w:val="D84EB7F6"/>
@@ -1886,7 +2233,7 @@
       </w:rPr>
     </w:lvl>
   </w:abstractNum>
-  <w:abstractNum w:abstractNumId="8" w15:restartNumberingAfterBreak="0">
+  <w:abstractNum w:abstractNumId="9" w15:restartNumberingAfterBreak="0">
     <w:nsid w:val="51945AAA"/>
     <w:multiLevelType w:val="multilevel"/>
     <w:tmpl w:val="E550DD14"/>
@@ -2035,7 +2382,7 @@
       </w:rPr>
     </w:lvl>
   </w:abstractNum>
-  <w:abstractNum w:abstractNumId="9" w15:restartNumberingAfterBreak="0">
+  <w:abstractNum w:abstractNumId="10" w15:restartNumberingAfterBreak="0">
     <w:nsid w:val="5377366D"/>
     <w:multiLevelType w:val="multilevel"/>
     <w:tmpl w:val="78443E8A"/>
@@ -2184,7 +2531,156 @@
       </w:rPr>
     </w:lvl>
   </w:abstractNum>
-  <w:abstractNum w:abstractNumId="10" w15:restartNumberingAfterBreak="0">
+  <w:abstractNum w:abstractNumId="11" w15:restartNumberingAfterBreak="0">
+    <w:nsid w:val="67F7427B"/>
+    <w:multiLevelType w:val="multilevel"/>
+    <w:tmpl w:val="453C76DE"/>
+    <w:lvl w:ilvl="0">
+      <w:start w:val="1"/>
+      <w:numFmt w:val="bullet"/>
+      <w:lvlText w:val=""/>
+      <w:lvlJc w:val="left"/>
+      <w:pPr>
+        <w:tabs>
+          <w:tab w:val="num" w:pos="720"/>
+        </w:tabs>
+        <w:ind w:left="720" w:hanging="360"/>
+      </w:pPr>
+      <w:rPr>
+        <w:rFonts w:ascii="Symbol" w:hAnsi="Symbol" w:hint="default"/>
+        <w:sz w:val="20"/>
+      </w:rPr>
+    </w:lvl>
+    <w:lvl w:ilvl="1" w:tentative="1">
+      <w:start w:val="1"/>
+      <w:numFmt w:val="bullet"/>
+      <w:lvlText w:val="o"/>
+      <w:lvlJc w:val="left"/>
+      <w:pPr>
+        <w:tabs>
+          <w:tab w:val="num" w:pos="1440"/>
+        </w:tabs>
+        <w:ind w:left="1440" w:hanging="360"/>
+      </w:pPr>
+      <w:rPr>
+        <w:rFonts w:ascii="Courier New" w:hAnsi="Courier New" w:hint="default"/>
+        <w:sz w:val="20"/>
+      </w:rPr>
+    </w:lvl>
+    <w:lvl w:ilvl="2" w:tentative="1">
+      <w:start w:val="1"/>
+      <w:numFmt w:val="bullet"/>
+      <w:lvlText w:val=""/>
+      <w:lvlJc w:val="left"/>
+      <w:pPr>
+        <w:tabs>
+          <w:tab w:val="num" w:pos="2160"/>
+        </w:tabs>
+        <w:ind w:left="2160" w:hanging="360"/>
+      </w:pPr>
+      <w:rPr>
+        <w:rFonts w:ascii="Wingdings" w:hAnsi="Wingdings" w:hint="default"/>
+        <w:sz w:val="20"/>
+      </w:rPr>
+    </w:lvl>
+    <w:lvl w:ilvl="3" w:tentative="1">
+      <w:start w:val="1"/>
+      <w:numFmt w:val="bullet"/>
+      <w:lvlText w:val=""/>
+      <w:lvlJc w:val="left"/>
+      <w:pPr>
+        <w:tabs>
+          <w:tab w:val="num" w:pos="2880"/>
+        </w:tabs>
+        <w:ind w:left="2880" w:hanging="360"/>
+      </w:pPr>
+      <w:rPr>
+        <w:rFonts w:ascii="Wingdings" w:hAnsi="Wingdings" w:hint="default"/>
+        <w:sz w:val="20"/>
+      </w:rPr>
+    </w:lvl>
+    <w:lvl w:ilvl="4" w:tentative="1">
+      <w:start w:val="1"/>
+      <w:numFmt w:val="bullet"/>
+      <w:lvlText w:val=""/>
+      <w:lvlJc w:val="left"/>
+      <w:pPr>
+        <w:tabs>
+          <w:tab w:val="num" w:pos="3600"/>
+        </w:tabs>
+        <w:ind w:left="3600" w:hanging="360"/>
+      </w:pPr>
+      <w:rPr>
+        <w:rFonts w:ascii="Wingdings" w:hAnsi="Wingdings" w:hint="default"/>
+        <w:sz w:val="20"/>
+      </w:rPr>
+    </w:lvl>
+    <w:lvl w:ilvl="5" w:tentative="1">
+      <w:start w:val="1"/>
+      <w:numFmt w:val="bullet"/>
+      <w:lvlText w:val=""/>
+      <w:lvlJc w:val="left"/>
+      <w:pPr>
+        <w:tabs>
+          <w:tab w:val="num" w:pos="4320"/>
+        </w:tabs>
+        <w:ind w:left="4320" w:hanging="360"/>
+      </w:pPr>
+      <w:rPr>
+        <w:rFonts w:ascii="Wingdings" w:hAnsi="Wingdings" w:hint="default"/>
+        <w:sz w:val="20"/>
+      </w:rPr>
+    </w:lvl>
+    <w:lvl w:ilvl="6" w:tentative="1">
+      <w:start w:val="1"/>
+      <w:numFmt w:val="bullet"/>
+      <w:lvlText w:val=""/>
+      <w:lvlJc w:val="left"/>
+      <w:pPr>
+        <w:tabs>
+          <w:tab w:val="num" w:pos="5040"/>
+        </w:tabs>
+        <w:ind w:left="5040" w:hanging="360"/>
+      </w:pPr>
+      <w:rPr>
+        <w:rFonts w:ascii="Wingdings" w:hAnsi="Wingdings" w:hint="default"/>
+        <w:sz w:val="20"/>
+      </w:rPr>
+    </w:lvl>
+    <w:lvl w:ilvl="7" w:tentative="1">
+      <w:start w:val="1"/>
+      <w:numFmt w:val="bullet"/>
+      <w:lvlText w:val=""/>
+      <w:lvlJc w:val="left"/>
+      <w:pPr>
+        <w:tabs>
+          <w:tab w:val="num" w:pos="5760"/>
+        </w:tabs>
+        <w:ind w:left="5760" w:hanging="360"/>
+      </w:pPr>
+      <w:rPr>
+        <w:rFonts w:ascii="Wingdings" w:hAnsi="Wingdings" w:hint="default"/>
+        <w:sz w:val="20"/>
+      </w:rPr>
+    </w:lvl>
+    <w:lvl w:ilvl="8" w:tentative="1">
+      <w:start w:val="1"/>
+      <w:numFmt w:val="bullet"/>
+      <w:lvlText w:val=""/>
+      <w:lvlJc w:val="left"/>
+      <w:pPr>
+        <w:tabs>
+          <w:tab w:val="num" w:pos="6480"/>
+        </w:tabs>
+        <w:ind w:left="6480" w:hanging="360"/>
+      </w:pPr>
+      <w:rPr>
+        <w:rFonts w:ascii="Wingdings" w:hAnsi="Wingdings" w:hint="default"/>
+        <w:sz w:val="20"/>
+      </w:rPr>
+    </w:lvl>
+  </w:abstractNum>
+  <w:abstractNum w:abstractNumId="12" w15:restartNumberingAfterBreak="0">
     <w:nsid w:val="7C023CF4"/>
     <w:multiLevelType w:val="multilevel"/>
     <w:tmpl w:val="5FE444BC"/>
@@ -2334,37 +2830,43 @@
     </w:lvl>
   </w:abstractNum>
   <w:num w:numId="1" w16cid:durableId="766271153">
-    <w:abstractNumId w:val="3"/>
+    <w:abstractNumId w:val="4"/>
   </w:num>
   <w:num w:numId="2" w16cid:durableId="2899400">
     <w:abstractNumId w:val="0"/>
   </w:num>
   <w:num w:numId="3" w16cid:durableId="2006207139">
-    <w:abstractNumId w:val="8"/>
+    <w:abstractNumId w:val="9"/>
   </w:num>
   <w:num w:numId="4" w16cid:durableId="1174101680">
-    <w:abstractNumId w:val="9"/>
+    <w:abstractNumId w:val="10"/>
   </w:num>
   <w:num w:numId="5" w16cid:durableId="1099712151">
-    <w:abstractNumId w:val="4"/>
+    <w:abstractNumId w:val="5"/>
   </w:num>
   <w:num w:numId="6" w16cid:durableId="494566496">
-    <w:abstractNumId w:val="5"/>
+    <w:abstractNumId w:val="6"/>
   </w:num>
   <w:num w:numId="7" w16cid:durableId="315500266">
-    <w:abstractNumId w:val="6"/>
+    <w:abstractNumId w:val="7"/>
   </w:num>
   <w:num w:numId="8" w16cid:durableId="1780221437">
     <w:abstractNumId w:val="1"/>
   </w:num>
   <w:num w:numId="9" w16cid:durableId="912860312">
-    <w:abstractNumId w:val="10"/>
+    <w:abstractNumId w:val="12"/>
   </w:num>
   <w:num w:numId="10" w16cid:durableId="2046707805">
-    <w:abstractNumId w:val="2"/>
+    <w:abstractNumId w:val="3"/>
   </w:num>
   <w:num w:numId="11" w16cid:durableId="1958442325">
-    <w:abstractNumId w:val="7"/>
+    <w:abstractNumId w:val="8"/>
+  </w:num>
+  <w:num w:numId="12" w16cid:durableId="1159421830">
+    <w:abstractNumId w:val="11"/>
+  </w:num>
+  <w:num w:numId="13" w16cid:durableId="903298001">
+    <w:abstractNumId w:val="2"/>
   </w:num>
 </w:numbering>
 </file>
